--- a/_inbox/PDI/06-governanca-ia-seguranca/atividade-2/7-apresentacao/pdi-governanca-ia-seguranca-a2.docx
+++ b/_inbox/PDI/06-governanca-ia-seguranca/atividade-2/7-apresentacao/pdi-governanca-ia-seguranca-a2.docx
@@ -24,7 +24,7 @@
           <w:b/>
           <w:sz w:val="46"/>
         </w:rPr>
-        <w:t>LGPD em pipelines de dados: minimizacao, anonimizacao e base legal</w:t>
+        <w:t>LGPD em pipelines de dados: minimização, anonimização e base legal</w:t>
       </w:r>
     </w:p>
     <w:p>
@@ -36,7 +36,7 @@
           <w:color w:val="6B7A8A"/>
           <w:sz w:val="24"/>
         </w:rPr>
-        <w:t>Documento Tecnico de PDI</w:t>
+        <w:t>Documento Técnico de PDI</w:t>
       </w:r>
     </w:p>
     <w:p>
@@ -72,7 +72,7 @@
           <w:color w:val="495560"/>
           <w:sz w:val="22"/>
         </w:rPr>
-        <w:t>Area: 02 Praticas de Engenharia e Clean Code</w:t>
+        <w:t>Área: Automação &amp; Infraestrutura</w:t>
         <w:br/>
       </w:r>
       <w:r>
@@ -102,12 +102,12 @@
     </w:p>
     <w:p>
       <w:r>
-        <w:t>Captura de leads, enriquecimento, sync com CRM e relatorios movem CPF, e-mail, telefone e sinais de segmentacao todos os dias. Sem mapa de base legal, a operacao trata dado pessoal no escuro.</w:t>
+        <w:t>Captura de leads, enriquecimento, sync com CRM e relatórios movem CPF, e-mail, telefone e sinais de segmentação todos os dias. Sem mapa de base legal, a operação trata dado pessoal no escuro.</w:t>
       </w:r>
     </w:p>
     <w:p>
       <w:r>
-        <w:t>Esta atividade transforma LGPD em rotina de pipeline: catalogo, gate de base legal, minimizacao, anonimizacao e registro com prazo.</w:t>
+        <w:t>Esta atividade transforma LGPD em rotina de pipeline: catálogo, gate de base legal, minimização, anonimização e registro com prazo.</w:t>
       </w:r>
     </w:p>
     <w:p>
@@ -118,12 +118,12 @@
         <w:rPr>
           <w:color w:val="8B1E1E"/>
         </w:rPr>
-        <w:t>2. Diagnostico</w:t>
+        <w:t>2. Diagnóstico</w:t>
       </w:r>
     </w:p>
     <w:p>
       <w:r>
-        <w:t>Campo sem base legal viola a necessidade (art. 6, III); sensivel sem hipotese estrita viola o art. 11; sem rotina de titular (art. 18) nem registro (art. 37), fiscalizacao e incidente pegam a empresa sem resposta.</w:t>
+        <w:t>Campo sem base legal viola a necessidade (art. 6, III); sensível sem hipótese estrita viola o art. 11; sem rotina de titular (art. 18) nem registro (art. 37), fiscalização e incidente pegam a empresa sem resposta.</w:t>
       </w:r>
     </w:p>
     <w:tbl>
@@ -164,7 +164,7 @@
           </w:tcPr>
           <w:p>
             <w:r>
-              <w:t>Correcao</w:t>
+              <w:t>Correção</w:t>
             </w:r>
           </w:p>
         </w:tc>
@@ -176,7 +176,7 @@
           </w:tcPr>
           <w:p>
             <w:r>
-              <w:t>Coleta por precaucao</w:t>
+              <w:t>Coleta por precaução</w:t>
             </w:r>
           </w:p>
         </w:tc>
@@ -208,7 +208,7 @@
           </w:tcPr>
           <w:p>
             <w:r>
-              <w:t>Agregado identificavel</w:t>
+              <w:t>Agregado identificável</w:t>
             </w:r>
           </w:p>
         </w:tc>
@@ -228,7 +228,7 @@
           </w:tcPr>
           <w:p>
             <w:r>
-              <w:t>k-anonimato minimo 5</w:t>
+              <w:t>k-anonimato mínimo 5</w:t>
             </w:r>
           </w:p>
         </w:tc>
@@ -274,12 +274,12 @@
         <w:rPr>
           <w:color w:val="8B1E1E"/>
         </w:rPr>
-        <w:t>3. Solucao</w:t>
+        <w:t>3. Solução</w:t>
       </w:r>
     </w:p>
     <w:p>
       <w:r>
-        <w:t>Standard com catalogo de 6 itens, mapa do art. 7, minimizacao na borda e anonimizacao como processo baseado em risco. Codigo anonimizacao.py: pseudonimo com salt, faixa etaria, prefixo de CEP e checagem de k.</w:t>
+        <w:t>Standard com catálogo de 6 itens, mapa do art. 7, minimização na borda e anonimização como processo baseado em risco. Código anonimizacao.py: pseudônimo com salt, faixa etária, prefixo de CEP e checagem de k.</w:t>
       </w:r>
     </w:p>
     <w:p>
@@ -287,7 +287,7 @@
         <w:pStyle w:val="ListBullet"/>
       </w:pPr>
       <w:r>
-        <w:t>Pseudonimo no operacional, anonimizado no analitico</w:t>
+        <w:t>Pseudônimo no operacional, anonimizado no analítico</w:t>
       </w:r>
     </w:p>
     <w:p>
@@ -303,7 +303,7 @@
         <w:pStyle w:val="ListBullet"/>
       </w:pPr>
       <w:r>
-        <w:t>Referencias: lei, ANPD, curso Enap</w:t>
+        <w:t>Referências: lei, ANPD, curso Enap</w:t>
       </w:r>
     </w:p>
     <w:p>
@@ -319,7 +319,7 @@
     </w:p>
     <w:p>
       <w:r>
-        <w:t>1. Catalogo de campos. 2. Gate de base legal por campo. 3. Minimizacao antes de persistir. 4. anonimizacao.py antes de agregar. 5. Registro das operacoes, prazo de retencao e DSAR em 15 dias.</w:t>
+        <w:t>1. Catálogo de campos. 2. Gate de base legal por campo. 3. Minimização antes de persistir. 4. anonimizacao.py antes de agregar. 5. Registro das operações, prazo de retenção e DSAR em 15 dias.</w:t>
       </w:r>
     </w:p>
     <w:p>
@@ -360,7 +360,7 @@
           </w:tcPr>
           <w:p>
             <w:r>
-              <w:t>Conteudo</w:t>
+              <w:t>Conteúdo</w:t>
             </w:r>
           </w:p>
         </w:tc>
@@ -382,7 +382,7 @@
           </w:tcPr>
           <w:p>
             <w:r>
-              <w:t>Catalogo, art. 7, risco, DSAR</w:t>
+              <w:t>Catálogo, art. 7, risco, DSAR</w:t>
             </w:r>
           </w:p>
         </w:tc>
@@ -404,7 +404,7 @@
           </w:tcPr>
           <w:p>
             <w:r>
-              <w:t>Pipeline executavel, k=6</w:t>
+              <w:t>Pipeline executável, k=6</w:t>
             </w:r>
           </w:p>
         </w:tc>
@@ -462,7 +462,7 @@
         <w:rPr>
           <w:color w:val="8B1E1E"/>
         </w:rPr>
-        <w:t>6. Metricas de sucesso</w:t>
+        <w:t>6. Métricas de sucesso</w:t>
       </w:r>
     </w:p>
     <w:tbl>
@@ -483,7 +483,7 @@
           </w:tcPr>
           <w:p>
             <w:r>
-              <w:t>Metrica</w:t>
+              <w:t>Métrica</w:t>
             </w:r>
           </w:p>
         </w:tc>
@@ -599,7 +599,7 @@
           </w:tcPr>
           <w:p>
             <w:r>
-              <w:t>ate 15 dias (meta)</w:t>
+              <w:t>até 15 dias (meta)</w:t>
             </w:r>
           </w:p>
         </w:tc>
@@ -618,7 +618,7 @@
     </w:p>
     <w:p>
       <w:r>
-        <w:t>Desenvolvido em Setembro 2026, homologacao pendente: mapear os 3 pipelines com os donos e publicar a tabela de retencao com o encarregado.</w:t>
+        <w:t>Desenvolvido em Setembro 2026, homologação pendente: mapear os 3 pipelines com os donos e publicar a tabela de retenção com o encarregado.</w:t>
       </w:r>
     </w:p>
     <w:p>
@@ -629,7 +629,7 @@
         <w:rPr>
           <w:color w:val="8B1E1E"/>
         </w:rPr>
-        <w:t>Decisoes e tradeoffs</w:t>
+        <w:t>Decisões e tradeoffs</w:t>
       </w:r>
     </w:p>
     <w:p>
@@ -645,7 +645,7 @@
         <w:pStyle w:val="ListBullet"/>
       </w:pPr>
       <w:r>
-        <w:t>Dependencias de I/O como Protocol (LeadRepository, Notifier, Logger) com injecao no bootstrap: o servico passa a depender de abstracoes e o teste usa FakeRepo sem subir infra.</w:t>
+        <w:t>Dependências de I/O como Protocol (LeadRepository, Notifier, Logger) com injeção no bootstrap: o serviço passa a depender de abstrações e o teste usa FakeRepo sem subir infra.</w:t>
       </w:r>
     </w:p>
     <w:p>
@@ -653,7 +653,7 @@
         <w:pStyle w:val="ListBullet"/>
       </w:pPr>
       <w:r>
-        <w:t>Rollout em shadow por 1 sprint com reconciliacao diaria e corte em divergencia menor que 0,1 por cento, em vez de cutover direto: compara o modulo novo com o legado de 600 linhas sem expor listas de 5k a 80k leads a estado parcial.</w:t>
+        <w:t>Rollout em shadow por 1 sprint com reconciliação diária e corte em divergência menor que 0,1 por cento, em vez de cutover direto: compara o módulo novo com o legado de 600 linhas sem expor listas de 5k a 80k leads a estado parcial.</w:t>
       </w:r>
     </w:p>
     <w:p>
@@ -661,7 +661,7 @@
         <w:pStyle w:val="ListBullet"/>
       </w:pPr>
       <w:r>
-        <w:t>Meta de cobertura de 85 por cento nos testes de porta com mocks, em vez de teste manual: o legado tinha 0 por cento de cobertura e 4 dependencias de I/O acopladas, entao o gate quantitativo impede regressao silenciosa.</w:t>
+        <w:t>Meta de cobertura de 85 por cento nos testes de porta com mocks, em vez de teste manual: o legado tinha 0 por cento de cobertura e 4 dependências de I/O acopladas, então o gate quantitativo impede regressão silenciosa.</w:t>
       </w:r>
     </w:p>
     <w:p>
@@ -669,7 +669,7 @@
         <w:pStyle w:val="ListBullet"/>
       </w:pPr>
       <w:r>
-        <w:t>Classes menores que 45 linhas com 1 responsabilidade por classe, aceitando mais arquivos: elimina SQL concatenado, falta de transacao e falha silenciosa de CRM que ja causou duplo contato.</w:t>
+        <w:t>Classes menores que 45 linhas com 1 responsabilidade por classe, aceitando mais arquivos: elimina SQL concatenado, falta de transação e falha silenciosa de CRM que já causou duplo contato.</w:t>
       </w:r>
     </w:p>
     <w:p>
@@ -680,12 +680,12 @@
         <w:rPr>
           <w:color w:val="8B1E1E"/>
         </w:rPr>
-        <w:t>Impacto no negocio</w:t>
+        <w:t>Impacto no negócio</w:t>
       </w:r>
     </w:p>
     <w:p>
       <w:r>
-        <w:t>O modulo dispara 3 a 5 campanhas por dia para listas de 5k a 80k leads, entao cada falha silenciosa vira duplo contato e reclamacao real. Sair de 600 linhas com 0 por cento de cobertura para classes menores que 45 linhas com alvo de 85 por cento reduz o tempo de alteracao de deploy manual com teste manual para validacao automatica, baixa o risco de SQL injection e estado parcial sem transacao, e evita o custo de hotfix em base grande com rollback simples por feature flag.</w:t>
+        <w:t>O módulo dispara 3 a 5 campanhas por dia para listas de 5k a 80k leads, então cada falha silenciosa vira duplo contato e reclamação real. Sair de 600 linhas com 0 por cento de cobertura para classes menores que 45 linhas com alvo de 85 por cento reduz o tempo de alteração de deploy manual com teste manual para validação automática, baixa o risco de SQL injection e estado parcial sem transação, e evita o custo de hotfix em base grande com rollback simples por feature flag.</w:t>
       </w:r>
     </w:p>
     <w:p>
@@ -696,7 +696,7 @@
         <w:rPr>
           <w:color w:val="8B1E1E"/>
         </w:rPr>
-        <w:t>Referencias de estudo</w:t>
+        <w:t>Referências de estudo</w:t>
       </w:r>
     </w:p>
     <w:p>
@@ -712,7 +712,7 @@
         <w:pStyle w:val="ListBullet"/>
       </w:pPr>
       <w:r>
-        <w:t>Video: SOLID em codigo Python na pratica, no YouTube.</w:t>
+        <w:t>Vídeo: SOLID em código Python na prática, no YouTube.</w:t>
       </w:r>
     </w:p>
     <w:p>
@@ -720,7 +720,7 @@
         <w:pStyle w:val="ListBullet"/>
       </w:pPr>
       <w:r>
-        <w:t>Doc oficial: Documentacao do Python sobre Protocol e tipagem estrutural, em docs.python.org.</w:t>
+        <w:t>Doc oficial: Documentação do Python sobre Protocol e tipagem estrutural, em docs.python.org.</w:t>
       </w:r>
     </w:p>
     <w:p>
@@ -728,7 +728,7 @@
         <w:pStyle w:val="ListBullet"/>
       </w:pPr>
       <w:r>
-        <w:t>Doc oficial: Documentacao do pytest sobre fixtures e mocks, em docs.pytest.org.</w:t>
+        <w:t>Doc oficial: Documentação do pytest sobre fixtures e mocks, em docs.pytest.org.</w:t>
       </w:r>
     </w:p>
     <w:sectPr>
